--- a/01-嵌入式操作系统及应用/01-教案/嵌入式操作系统及应用-19.docx
+++ b/01-嵌入式操作系统及应用/01-教案/嵌入式操作系统及应用-19.docx
@@ -241,6 +241,21 @@
                 <w:lang w:val="en-US" w:eastAsia="zh-CN"/>
               </w:rPr>
             </w:pPr>
+            <w:r>
+              <w:rPr>
+                <w:rFonts w:ascii="Segoe UI" w:hAnsi="Segoe UI" w:eastAsia="Segoe UI" w:cs="Segoe UI"/>
+                <w:i w:val="0"/>
+                <w:iCs w:val="0"/>
+                <w:caps w:val="0"/>
+                <w:spacing w:val="0"/>
+                <w:sz w:val="16"/>
+                <w:szCs w:val="16"/>
+                <w:shd w:val="clear" w:fill="FBFBFB"/>
+              </w:rPr>
+              <w:t>2025-12-03</w:t>
+            </w:r>
+            <w:bookmarkStart w:id="0" w:name="_GoBack"/>
+            <w:bookmarkEnd w:id="0"/>
           </w:p>
         </w:tc>
       </w:tr>
@@ -324,33 +339,6 @@
               </w:rPr>
               <w:t>物联网2411</w:t>
             </w:r>
-            <w:r>
-              <w:rPr>
-                <w:rFonts w:hint="eastAsia" w:ascii="宋体" w:hAnsi="宋体" w:eastAsia="宋体" w:cs="宋体"/>
-                <w:sz w:val="21"/>
-                <w:szCs w:val="21"/>
-                <w:lang w:val="en-US" w:eastAsia="zh-CN"/>
-              </w:rPr>
-              <w:t>|</w:t>
-            </w:r>
-            <w:r>
-              <w:rPr>
-                <w:rFonts w:hint="eastAsia" w:ascii="宋体" w:hAnsi="宋体" w:eastAsia="宋体" w:cs="宋体"/>
-                <w:sz w:val="21"/>
-                <w:szCs w:val="21"/>
-                <w:lang w:eastAsia="zh-CN"/>
-              </w:rPr>
-              <w:t>物联网241</w:t>
-            </w:r>
-            <w:r>
-              <w:rPr>
-                <w:rFonts w:hint="eastAsia" w:ascii="宋体" w:hAnsi="宋体" w:eastAsia="宋体" w:cs="宋体"/>
-                <w:sz w:val="21"/>
-                <w:szCs w:val="21"/>
-                <w:lang w:val="en-US" w:eastAsia="zh-CN"/>
-              </w:rPr>
-              <w:t>2</w:t>
-            </w:r>
           </w:p>
         </w:tc>
         <w:tc>
@@ -794,7 +782,6 @@
                 <w:spacing w:val="0"/>
                 <w:sz w:val="17"/>
                 <w:szCs w:val="17"/>
-                <w:bdr w:val="none" w:color="auto" w:sz="0" w:space="0"/>
                 <w:shd w:val="clear" w:fill="F0F0F0"/>
               </w:rPr>
               <w:t>socket(SOCK_DGRAM)</w:t>
@@ -824,7 +811,6 @@
                 <w:spacing w:val="0"/>
                 <w:sz w:val="17"/>
                 <w:szCs w:val="17"/>
-                <w:bdr w:val="none" w:color="auto" w:sz="0" w:space="0"/>
                 <w:shd w:val="clear" w:fill="F0F0F0"/>
               </w:rPr>
               <w:t>sendto()</w:t>
@@ -854,7 +840,6 @@
                 <w:spacing w:val="0"/>
                 <w:sz w:val="17"/>
                 <w:szCs w:val="17"/>
-                <w:bdr w:val="none" w:color="auto" w:sz="0" w:space="0"/>
                 <w:shd w:val="clear" w:fill="F0F0F0"/>
               </w:rPr>
               <w:t>recvfrom()</w:t>
@@ -912,7 +897,6 @@
                 <w:spacing w:val="0"/>
                 <w:sz w:val="17"/>
                 <w:szCs w:val="17"/>
-                <w:bdr w:val="none" w:color="auto" w:sz="0" w:space="0"/>
                 <w:shd w:val="clear" w:fill="F0F0F0"/>
               </w:rPr>
               <w:t>listen()</w:t>
@@ -942,7 +926,6 @@
                 <w:spacing w:val="0"/>
                 <w:sz w:val="17"/>
                 <w:szCs w:val="17"/>
-                <w:bdr w:val="none" w:color="auto" w:sz="0" w:space="0"/>
                 <w:shd w:val="clear" w:fill="F0F0F0"/>
               </w:rPr>
               <w:t>accept()</w:t>
@@ -1065,7 +1048,6 @@
                 <w:spacing w:val="0"/>
                 <w:sz w:val="17"/>
                 <w:szCs w:val="17"/>
-                <w:bdr w:val="none" w:color="auto" w:sz="0" w:space="0"/>
                 <w:shd w:val="clear" w:fill="F0F0F0"/>
               </w:rPr>
               <w:t>sendto()</w:t>
@@ -1123,7 +1105,6 @@
                 <w:spacing w:val="0"/>
                 <w:sz w:val="17"/>
                 <w:szCs w:val="17"/>
-                <w:bdr w:val="none" w:color="auto" w:sz="0" w:space="0"/>
                 <w:shd w:val="clear" w:fill="F0F0F0"/>
               </w:rPr>
               <w:t>listen()</w:t>
@@ -1153,7 +1134,6 @@
                 <w:spacing w:val="0"/>
                 <w:sz w:val="17"/>
                 <w:szCs w:val="17"/>
-                <w:bdr w:val="none" w:color="auto" w:sz="0" w:space="0"/>
                 <w:shd w:val="clear" w:fill="F0F0F0"/>
               </w:rPr>
               <w:t>recvfrom()</w:t>
@@ -1342,7 +1322,6 @@
                 <w:spacing w:val="0"/>
                 <w:sz w:val="17"/>
                 <w:szCs w:val="17"/>
-                <w:bdr w:val="none" w:color="auto" w:sz="0" w:space="0"/>
                 <w:shd w:val="clear" w:fill="F0F0F0"/>
               </w:rPr>
               <w:t>config_network.c</w:t>
@@ -1400,7 +1379,6 @@
                 <w:spacing w:val="0"/>
                 <w:sz w:val="17"/>
                 <w:szCs w:val="17"/>
-                <w:bdr w:val="none" w:color="auto" w:sz="0" w:space="0"/>
                 <w:shd w:val="clear" w:fill="F0F0F0"/>
               </w:rPr>
               <w:t>socket()</w:t>
@@ -1430,7 +1408,6 @@
                 <w:spacing w:val="0"/>
                 <w:sz w:val="17"/>
                 <w:szCs w:val="17"/>
-                <w:bdr w:val="none" w:color="auto" w:sz="0" w:space="0"/>
                 <w:shd w:val="clear" w:fill="F0F0F0"/>
               </w:rPr>
               <w:t>bind()</w:t>
@@ -1460,7 +1437,6 @@
                 <w:spacing w:val="0"/>
                 <w:sz w:val="17"/>
                 <w:szCs w:val="17"/>
-                <w:bdr w:val="none" w:color="auto" w:sz="0" w:space="0"/>
                 <w:shd w:val="clear" w:fill="F0F0F0"/>
               </w:rPr>
               <w:t>sendto()</w:t>
@@ -1490,7 +1466,6 @@
                 <w:spacing w:val="0"/>
                 <w:sz w:val="17"/>
                 <w:szCs w:val="17"/>
-                <w:bdr w:val="none" w:color="auto" w:sz="0" w:space="0"/>
                 <w:shd w:val="clear" w:fill="F0F0F0"/>
               </w:rPr>
               <w:t>socket()</w:t>
@@ -1520,7 +1495,6 @@
                 <w:spacing w:val="0"/>
                 <w:sz w:val="17"/>
                 <w:szCs w:val="17"/>
-                <w:bdr w:val="none" w:color="auto" w:sz="0" w:space="0"/>
                 <w:shd w:val="clear" w:fill="F0F0F0"/>
               </w:rPr>
               <w:t>bind()</w:t>
@@ -1550,7 +1524,6 @@
                 <w:spacing w:val="0"/>
                 <w:sz w:val="17"/>
                 <w:szCs w:val="17"/>
-                <w:bdr w:val="none" w:color="auto" w:sz="0" w:space="0"/>
                 <w:shd w:val="clear" w:fill="F0F0F0"/>
               </w:rPr>
               <w:t>recvfrom()</w:t>
@@ -1608,7 +1581,6 @@
                 <w:spacing w:val="0"/>
                 <w:sz w:val="17"/>
                 <w:szCs w:val="17"/>
-                <w:bdr w:val="none" w:color="auto" w:sz="0" w:space="0"/>
                 <w:shd w:val="clear" w:fill="F0F0F0"/>
               </w:rPr>
               <w:t>BUILD.gn</w:t>
@@ -1638,7 +1610,6 @@
                 <w:spacing w:val="0"/>
                 <w:sz w:val="17"/>
                 <w:szCs w:val="17"/>
-                <w:bdr w:val="none" w:color="auto" w:sz="0" w:space="0"/>
                 <w:shd w:val="clear" w:fill="F0F0F0"/>
               </w:rPr>
               <w:t>./b8_wifi_udp:wifi_udp_example</w:t>
@@ -1668,7 +1639,6 @@
                 <w:spacing w:val="0"/>
                 <w:sz w:val="17"/>
                 <w:szCs w:val="17"/>
-                <w:bdr w:val="none" w:color="auto" w:sz="0" w:space="0"/>
                 <w:shd w:val="clear" w:fill="F0F0F0"/>
               </w:rPr>
               <w:t>Makefile</w:t>
@@ -1698,7 +1668,6 @@
                 <w:spacing w:val="0"/>
                 <w:sz w:val="17"/>
                 <w:szCs w:val="17"/>
-                <w:bdr w:val="none" w:color="auto" w:sz="0" w:space="0"/>
                 <w:shd w:val="clear" w:fill="F0F0F0"/>
               </w:rPr>
               <w:t>-lwifi_udp_example</w:t>
@@ -1812,7 +1781,6 @@
                 <w:spacing w:val="0"/>
                 <w:sz w:val="17"/>
                 <w:szCs w:val="17"/>
-                <w:bdr w:val="none" w:color="auto" w:sz="0" w:space="0"/>
                 <w:shd w:val="clear" w:fill="F0F0F0"/>
               </w:rPr>
               <w:t>listen()</w:t>
@@ -1842,7 +1810,6 @@
                 <w:spacing w:val="0"/>
                 <w:sz w:val="17"/>
                 <w:szCs w:val="17"/>
-                <w:bdr w:val="none" w:color="auto" w:sz="0" w:space="0"/>
                 <w:shd w:val="clear" w:fill="F0F0F0"/>
               </w:rPr>
               <w:t>accept()</w:t>
@@ -1872,7 +1839,6 @@
                 <w:spacing w:val="0"/>
                 <w:sz w:val="17"/>
                 <w:szCs w:val="17"/>
-                <w:bdr w:val="none" w:color="auto" w:sz="0" w:space="0"/>
                 <w:shd w:val="clear" w:fill="F0F0F0"/>
               </w:rPr>
               <w:t>sendto()</w:t>
@@ -2294,7 +2260,7 @@
           </w:tcPr>
           <w:p>
             <w:pPr>
-              <w:ind w:firstLine="384" w:firstLineChars="200"/>
+              <w:ind w:firstLine="380" w:firstLineChars="200"/>
               <w:rPr>
                 <w:rFonts w:hint="default" w:ascii="宋体" w:hAnsi="宋体" w:eastAsia="宋体" w:cs="宋体"/>
                 <w:lang w:val="en-US" w:eastAsia="zh-CN"/>
@@ -2437,7 +2403,6 @@
                 <w:spacing w:val="0"/>
                 <w:sz w:val="17"/>
                 <w:szCs w:val="17"/>
-                <w:bdr w:val="none" w:color="auto" w:sz="0" w:space="0"/>
                 <w:shd w:val="clear" w:fill="F0F0F0"/>
               </w:rPr>
               <w:t>MQTTClient_Init()</w:t>
@@ -3113,7 +3078,6 @@
                 <w:spacing w:val="0"/>
                 <w:sz w:val="17"/>
                 <w:szCs w:val="17"/>
-                <w:bdr w:val="none" w:color="auto" w:sz="0" w:space="0"/>
                 <w:shd w:val="clear" w:fill="F0F0F0"/>
               </w:rPr>
               <w:t>sendto()</w:t>
@@ -3143,7 +3107,6 @@
                 <w:spacing w:val="0"/>
                 <w:sz w:val="17"/>
                 <w:szCs w:val="17"/>
-                <w:bdr w:val="none" w:color="auto" w:sz="0" w:space="0"/>
                 <w:shd w:val="clear" w:fill="F0F0F0"/>
               </w:rPr>
               <w:t>recvfrom()</w:t>
@@ -3201,7 +3164,6 @@
                 <w:spacing w:val="0"/>
                 <w:sz w:val="17"/>
                 <w:szCs w:val="17"/>
-                <w:bdr w:val="none" w:color="auto" w:sz="0" w:space="0"/>
                 <w:shd w:val="clear" w:fill="F0F0F0"/>
               </w:rPr>
               <w:t>sendto()</w:t>
@@ -4328,7 +4290,6 @@
                 <w:spacing w:val="0"/>
                 <w:sz w:val="17"/>
                 <w:szCs w:val="17"/>
-                <w:bdr w:val="none" w:color="auto" w:sz="0" w:space="0"/>
                 <w:shd w:val="clear" w:fill="F0F0F0"/>
               </w:rPr>
               <w:t>socket(AF_INET, SOCK_DGRAM, 0)</w:t>
@@ -4358,7 +4319,6 @@
                 <w:spacing w:val="0"/>
                 <w:sz w:val="17"/>
                 <w:szCs w:val="17"/>
-                <w:bdr w:val="none" w:color="auto" w:sz="0" w:space="0"/>
                 <w:shd w:val="clear" w:fill="F0F0F0"/>
               </w:rPr>
               <w:t>sendto()</w:t>
@@ -4388,7 +4348,6 @@
                 <w:spacing w:val="0"/>
                 <w:sz w:val="17"/>
                 <w:szCs w:val="17"/>
-                <w:bdr w:val="none" w:color="auto" w:sz="0" w:space="0"/>
                 <w:shd w:val="clear" w:fill="F0F0F0"/>
               </w:rPr>
               <w:t>recvfrom()</w:t>
@@ -4446,7 +4405,6 @@
                 <w:spacing w:val="0"/>
                 <w:sz w:val="17"/>
                 <w:szCs w:val="17"/>
-                <w:bdr w:val="none" w:color="auto" w:sz="0" w:space="0"/>
                 <w:shd w:val="clear" w:fill="F0F0F0"/>
               </w:rPr>
               <w:t>listen()</w:t>
@@ -4476,7 +4434,6 @@
                 <w:spacing w:val="0"/>
                 <w:sz w:val="17"/>
                 <w:szCs w:val="17"/>
-                <w:bdr w:val="none" w:color="auto" w:sz="0" w:space="0"/>
                 <w:shd w:val="clear" w:fill="F0F0F0"/>
               </w:rPr>
               <w:t>accept()</w:t>
@@ -4600,7 +4557,6 @@
                 <w:spacing w:val="0"/>
                 <w:sz w:val="17"/>
                 <w:szCs w:val="17"/>
-                <w:bdr w:val="none" w:color="auto" w:sz="0" w:space="0"/>
                 <w:shd w:val="clear" w:fill="F0F0F0"/>
               </w:rPr>
               <w:t>sendto()</w:t>
@@ -4910,7 +4866,6 @@
                 <w:spacing w:val="0"/>
                 <w:sz w:val="17"/>
                 <w:szCs w:val="17"/>
-                <w:bdr w:val="none" w:color="auto" w:sz="0" w:space="0"/>
                 <w:shd w:val="clear" w:fill="F0F0F0"/>
               </w:rPr>
               <w:t>b8_wifi_udp</w:t>
@@ -4968,7 +4923,6 @@
                 <w:spacing w:val="0"/>
                 <w:sz w:val="17"/>
                 <w:szCs w:val="17"/>
-                <w:bdr w:val="none" w:color="auto" w:sz="0" w:space="0"/>
                 <w:shd w:val="clear" w:fill="F0F0F0"/>
               </w:rPr>
               <w:t>sendto()</w:t>
@@ -4998,7 +4952,6 @@
                 <w:spacing w:val="0"/>
                 <w:sz w:val="17"/>
                 <w:szCs w:val="17"/>
-                <w:bdr w:val="none" w:color="auto" w:sz="0" w:space="0"/>
                 <w:shd w:val="clear" w:fill="F0F0F0"/>
               </w:rPr>
               <w:t>listen()</w:t>
@@ -5392,7 +5345,6 @@
                 <w:spacing w:val="0"/>
                 <w:sz w:val="17"/>
                 <w:szCs w:val="17"/>
-                <w:bdr w:val="none" w:color="auto" w:sz="0" w:space="0"/>
                 <w:shd w:val="clear" w:fill="F0F0F0"/>
               </w:rPr>
               <w:t>wifi_udp_client()</w:t>
@@ -5422,7 +5374,6 @@
                 <w:spacing w:val="0"/>
                 <w:sz w:val="17"/>
                 <w:szCs w:val="17"/>
-                <w:bdr w:val="none" w:color="auto" w:sz="0" w:space="0"/>
                 <w:shd w:val="clear" w:fill="F0F0F0"/>
               </w:rPr>
               <w:t>wifi_udp_server()</w:t>
@@ -5480,7 +5431,6 @@
                 <w:spacing w:val="0"/>
                 <w:sz w:val="17"/>
                 <w:szCs w:val="17"/>
-                <w:bdr w:val="none" w:color="auto" w:sz="0" w:space="0"/>
                 <w:shd w:val="clear" w:fill="F0F0F0"/>
               </w:rPr>
               <w:t>BUILD.gn</w:t>
@@ -5510,7 +5460,6 @@
                 <w:spacing w:val="0"/>
                 <w:sz w:val="17"/>
                 <w:szCs w:val="17"/>
-                <w:bdr w:val="none" w:color="auto" w:sz="0" w:space="0"/>
                 <w:shd w:val="clear" w:fill="F0F0F0"/>
               </w:rPr>
               <w:t>Makefile</w:t>
@@ -5568,7 +5517,6 @@
                 <w:spacing w:val="0"/>
                 <w:sz w:val="17"/>
                 <w:szCs w:val="17"/>
-                <w:bdr w:val="none" w:color="auto" w:sz="0" w:space="0"/>
                 <w:shd w:val="clear" w:fill="F0F0F0"/>
               </w:rPr>
               <w:t>sendto()</w:t>
@@ -5635,7 +5583,6 @@
                 <w:spacing w:val="0"/>
                 <w:sz w:val="17"/>
                 <w:szCs w:val="17"/>
-                <w:bdr w:val="none" w:color="auto" w:sz="0" w:space="0"/>
                 <w:shd w:val="clear" w:fill="F0F0F0"/>
               </w:rPr>
               <w:t>struct sockaddr_in</w:t>
@@ -5998,7 +5945,6 @@
                 <w:spacing w:val="0"/>
                 <w:sz w:val="17"/>
                 <w:szCs w:val="17"/>
-                <w:bdr w:val="none" w:color="auto" w:sz="0" w:space="0"/>
                 <w:shd w:val="clear" w:fill="F0F0F0"/>
               </w:rPr>
               <w:t>b8_wifi_udp</w:t>
@@ -6112,7 +6058,6 @@
                 <w:spacing w:val="0"/>
                 <w:sz w:val="17"/>
                 <w:szCs w:val="17"/>
-                <w:bdr w:val="none" w:color="auto" w:sz="0" w:space="0"/>
                 <w:shd w:val="clear" w:fill="F0F0F0"/>
               </w:rPr>
               <w:t>BUILD.gn</w:t>
@@ -6142,7 +6087,6 @@
                 <w:spacing w:val="0"/>
                 <w:sz w:val="17"/>
                 <w:szCs w:val="17"/>
-                <w:bdr w:val="none" w:color="auto" w:sz="0" w:space="0"/>
                 <w:shd w:val="clear" w:fill="F0F0F0"/>
               </w:rPr>
               <w:t>Makefile</w:t>
@@ -6228,7 +6172,6 @@
                 <w:spacing w:val="0"/>
                 <w:sz w:val="17"/>
                 <w:szCs w:val="17"/>
-                <w:bdr w:val="none" w:color="auto" w:sz="0" w:space="0"/>
                 <w:shd w:val="clear" w:fill="F0F0F0"/>
               </w:rPr>
               <w:t>sendto()</w:t>
@@ -7189,7 +7132,6 @@
                 <w:spacing w:val="0"/>
                 <w:sz w:val="17"/>
                 <w:szCs w:val="17"/>
-                <w:bdr w:val="none" w:color="auto" w:sz="0" w:space="0"/>
                 <w:shd w:val="clear" w:fill="F0F0F0"/>
               </w:rPr>
               <w:t>sendto()</w:t>
@@ -7308,8 +7250,6 @@
               </w:rPr>
               <w:t>提供复习支持，帮助查漏补缺。</w:t>
             </w:r>
-            <w:bookmarkStart w:id="0" w:name="_GoBack"/>
-            <w:bookmarkEnd w:id="0"/>
           </w:p>
         </w:tc>
       </w:tr>
@@ -7450,7 +7390,7 @@
     <w:lsdException w:uiPriority="99" w:name="HTML Acronym"/>
     <w:lsdException w:uiPriority="99" w:name="HTML Address"/>
     <w:lsdException w:uiPriority="99" w:name="HTML Cite"/>
-    <w:lsdException w:uiPriority="99" w:name="HTML Code"/>
+    <w:lsdException w:qFormat="1" w:uiPriority="99" w:name="HTML Code"/>
     <w:lsdException w:uiPriority="99" w:name="HTML Definition"/>
     <w:lsdException w:uiPriority="99" w:name="HTML Keyboard"/>
     <w:lsdException w:uiPriority="99" w:name="HTML Preformatted"/>
@@ -7776,6 +7716,7 @@
     <w:basedOn w:val="9"/>
     <w:semiHidden/>
     <w:unhideWhenUsed/>
+    <w:qFormat/>
     <w:uiPriority w:val="99"/>
     <w:rPr>
       <w:rFonts w:ascii="Courier New" w:hAnsi="Courier New"/>

--- a/01-嵌入式操作系统及应用/01-教案/嵌入式操作系统及应用-19.docx
+++ b/01-嵌入式操作系统及应用/01-教案/嵌入式操作系统及应用-19.docx
@@ -243,16 +243,17 @@
             </w:pPr>
             <w:r>
               <w:rPr>
-                <w:rFonts w:ascii="Segoe UI" w:hAnsi="Segoe UI" w:eastAsia="Segoe UI" w:cs="Segoe UI"/>
-                <w:i w:val="0"/>
-                <w:iCs w:val="0"/>
-                <w:caps w:val="0"/>
-                <w:spacing w:val="0"/>
-                <w:sz w:val="16"/>
-                <w:szCs w:val="16"/>
-                <w:shd w:val="clear" w:fill="FBFBFB"/>
-              </w:rPr>
-              <w:t>2025-12-03</w:t>
+                <w:rFonts w:ascii="Noto Sans SC" w:hAnsi="Noto Sans SC" w:eastAsia="Noto Sans SC" w:cs="Noto Sans SC"/>
+                <w:i w:val="0"/>
+                <w:iCs w:val="0"/>
+                <w:caps w:val="0"/>
+                <w:color w:val="000000"/>
+                <w:spacing w:val="0"/>
+                <w:sz w:val="14"/>
+                <w:szCs w:val="14"/>
+                <w:shd w:val="clear" w:fill="FFFFFF"/>
+              </w:rPr>
+              <w:t>2025-11-28</w:t>
             </w:r>
             <w:bookmarkStart w:id="0" w:name="_GoBack"/>
             <w:bookmarkEnd w:id="0"/>
@@ -337,7 +338,16 @@
                 <w:szCs w:val="21"/>
                 <w:lang w:eastAsia="zh-CN"/>
               </w:rPr>
-              <w:t>物联网2411</w:t>
+              <w:t>物联网241</w:t>
+            </w:r>
+            <w:r>
+              <w:rPr>
+                <w:rFonts w:hint="eastAsia" w:ascii="宋体" w:hAnsi="宋体" w:eastAsia="宋体" w:cs="宋体"/>
+                <w:sz w:val="21"/>
+                <w:szCs w:val="21"/>
+                <w:lang w:val="en-US" w:eastAsia="zh-CN"/>
+              </w:rPr>
+              <w:t>2</w:t>
             </w:r>
           </w:p>
         </w:tc>
